--- a/example_articles/setting/Urban/2.setting_Urban_New_York_Times.docx
+++ b/example_articles/setting/Urban/2.setting_Urban_New_York_Times.docx
@@ -27,17 +27,17 @@
     </w:p>
     <w:p>
       <w:r>
-        <w:t>Source File: NYT/50.DOCX</w:t>
+        <w:t>Source file: NYT/50.DOCX</w:t>
       </w:r>
     </w:p>
     <w:p>
       <w:r>
-        <w:t>Raw locations result: ['Czechoslovakia']</w:t>
+        <w:t>Raw locations result, 'locations': ['Czechoslovakia']</w:t>
       </w:r>
     </w:p>
     <w:p>
       <w:r>
-        <w:t>setting_stand_flat (Standardized): Urban</w:t>
+        <w:t>Standardized locations result, 'setting_stand_flat': Urban</w:t>
       </w:r>
     </w:p>
     <w:p>

--- a/example_articles/setting/Urban/2.setting_Urban_New_York_Times.docx
+++ b/example_articles/setting/Urban/2.setting_Urban_New_York_Times.docx
@@ -7,7 +7,7 @@
         <w:pStyle w:val="Heading1"/>
       </w:pPr>
       <w:r>
-        <w:t>Teachers and Principal Begin Sharing Power, but Gingerly</w:t>
+        <w:t>Talk of a Puerto Rico Town: Buried Treasure, No Kidding</w:t>
       </w:r>
     </w:p>
     <w:p>
@@ -17,22 +17,22 @@
     </w:p>
     <w:p>
       <w:r>
-        <w:t>Date: 1990-11-13</w:t>
+        <w:t>Date: 1990-04-18</w:t>
       </w:r>
     </w:p>
     <w:p>
       <w:r>
-        <w:t>Section: Section A;; Section A; Page 1; Column 1; Metropolitan Desk; Column 1;; Series</w:t>
+        <w:t>Section: Section A; Page 1, Column 5; National Desk</w:t>
       </w:r>
     </w:p>
     <w:p>
       <w:r>
-        <w:t>Source file: NYT/50.DOCX</w:t>
+        <w:t>Source file: NYT/47.DOCX</w:t>
       </w:r>
     </w:p>
     <w:p>
       <w:r>
-        <w:t>Raw locations result, 'locations': ['Czechoslovakia']</w:t>
+        <w:t>Raw locations result, 'locations': ['Puerto Rico']</w:t>
       </w:r>
     </w:p>
     <w:p>
@@ -49,81 +49,81 @@
     </w:p>
     <w:p>
       <w:r>
-        <w:t>At Public School 192 on Harlem's western edge, there are moments when the teachers and the principal are not sure who is in charge.</w:t>
+        <w:t>Most of the millions are still missing, sending F.B.I. agents scrambling for leads from villagers who won't admit to knowing very much about the buried treasure of Vega Baja.</w:t>
         <w:br/>
-        <w:t>Like colleagues at 93 other New York City schools, P.S. 192's teachers have been given the privilege of sitting with the principal as virtual equals on a governing committee that decides school policy.</w:t>
+        <w:t>But it's the talk of the town in this seaside village, where Federal agents say at least 10 hefty plastic drums stuffed with as much as $20 million in cash were dug up by local residents about three weeks ago, fueling an Easter season spending spree by giddily nouveau riche villagers, who began plunking down bricks of greenbacks to buy houses, cars and adult toys of the consumer age.</w:t>
         <w:br/>
-        <w:t>For the most part, everyone is excited, or at least intrigued, about taking part in a power-sharing experiment, known as school-based management, that is the cornerstone of Schools Chancellor Joseph A. Fernandez's plan to overhaul the schools. It is being watched by school systems around the country as a way of moving decisions from remote bureaucracy to the teachers and parents who are closest to the children.</w:t>
+        <w:t>The conspicuous consumption did not take long to attract attention in a town of narrow streets, thin wallets and prying eyes.</w:t>
         <w:br/>
         <w:t xml:space="preserve"> </w:t>
         <w:br/>
-        <w:t>Unease at Losing Old Roles</w:t>
+        <w:t>'They Just Began Spending'</w:t>
         <w:br/>
-        <w:t xml:space="preserve"> But teachers have been conditioned by their profession to follow orders and principals have been conditioned to give them, and in these early stages everyone is finding it difficult to surrender familiar roles.</w:t>
+        <w:t>''They weren't pros,'' said Lieut. Jose Alvarez of the local Police Department's division of drugs and narcotics, describing those who found and spent part of the buried trove. ''They just began spending and they got caught.''</w:t>
         <w:br/>
-        <w:t>The occasional tensions were evident at a meeting of the school's steering committee in mid-October. At 7:30 A.M., an hour before the pupils arrived, the 13 members were seated uneasily around a long classroom table that seemed like a clearing in a forest of upended pupil chairs, and some teacher members were admonishing the principal, Lydia Silva. Why had she not set up a new kindergarten library room that a subcommittee had recommended weeks before?</w:t>
+        <w:t>But police officials say it seems likely that those who buried the cash under several feet of wet reddish-brown earth were anything but amateurs.</w:t>
         <w:br/>
-        <w:t>"We can't tell Miss Bravo that we need a kindergarten library," said Carol Fuster, referring to Daisy Bravo, who coordinates the kindergarten program. "She's going to look at us funny. You're the one who's got to tell her!"</w:t>
+        <w:t>Lieutenant Alvarez and the United States Attorney for Puerto Rico, Daniel Lopez Romo, said in interviews that they thought the money was hidden by a drug ring that has used Puerto Rico as a shipping point for large parcels of cocaine bound for the United States from South America.</w:t>
         <w:br/>
-        <w:t>But Ms. Silva shot back with an explanation for inertia that was startlingly simple.</w:t>
-        <w:br/>
-        <w:t>"This is the first time I heard of it," she said.</w:t>
-        <w:br/>
-        <w:t>The library was eventually set up, but the mixup was not an aberration. "We're traveling on the road to changing things, but it's a rocky road," Ms. Silva said in an interview. "You can't go from a top-down system and just declare it to be horizontal. It just doesn't happen."</w:t>
-        <w:br/>
-        <w:t>In part, the tensions also reflect the varying degrees of enthusiasm that greeted school-based management when Mr. Fernandez brought the idea from Miami. The idea has been fervently embraced by his chief ally, the United Federation of Teachers, as a way of giving teachers a stronger investment in their schools and a deeper professional spirit.</w:t>
+        <w:t>The police say this strong suspicion has made the residents of Vega Baja even more wary of outsiders than usual, because they fear that the drug baron who buried the money will send gunmen in to teach a lesson to those who pinched hidden millions.</w:t>
         <w:br/>
         <w:t xml:space="preserve"> </w:t>
         <w:br/>
-        <w:t>Limited Adventuring</w:t>
+        <w:t>'Afraid of the Dealers'</w:t>
         <w:br/>
-        <w:t xml:space="preserve"> But the principals' union, the Council of Supervisors and Administrators, has misgivings about reducing its members' powers, though it has gone along wherever committees have agreed to decide policy by consensus and not by majority vote. Under the Chancellor's rules, the committees' majorities must be teachers. Administrators and parents are also included.</w:t>
+        <w:t>''They are afraid of the dealers,'' said Lieutenant Alvarez.</w:t>
         <w:br/>
-        <w:t>For now, the P.S. 192 committee members seem to be trying to limit their sights as educational adventurers. They are focusing on basics: getting teachers more training, getting parents more immersed in the school's life. Few changes are planned, even in the school's academic program.</w:t>
+        <w:t>Mr. Lopez Romo said he would confiscate money that had not been spent if he could prove that it was earned from drug dealing or criminal activity. But he added that so far no charges had been filed against anyone, since ''finding money'' is not a crime. If the ownership of the money cannot be proved, he added, those who dug it up could can apparently claim it but would will have to pay taxes on it.</w:t>
         <w:br/>
-        <w:t>"There isn't that much difference just yet," Linda Friedman, a fifth-grade teacher who heads the steering committee, said in mid-October. "In six weeks, you can't turn around a whole large institutional setting."</w:t>
+        <w:t>In a story that seems to grow more bizarre as details emerge, local officials say there appears to be a possibility that the barrels of cash are part of the ill-gained proceeds of a regional drug ring headed by a locally infamous dealer, Sonia Berrios.</w:t>
         <w:br/>
-        <w:t>The accomplishments have been small but significant, the committee thinks. It quickly decided that open school night in November came too late in the year for parents and teachers to get to know one another. It transformed a staff meeting in September into an occasion where teachers met with parents for 45 minutes and explained what kinds of work and discipline were expected.</w:t>
+        <w:t>According to Mr. Lopez Romo, Ms. Berrios is a fugitive being sought on numerous counts of drug dealing. Some of the top people in her organization lived in the area, he said, but adding ed that it was too early to say whether they buried the cache.</w:t>
+        <w:br/>
+        <w:t>But the United States Attorney said he had no doubt that the money was tainted. ''Hey, money isn't hatched in the earth,'' he said. ''Someone put it there. It's obvious this is dirty money.''</w:t>
         <w:br/>
         <w:t xml:space="preserve"> </w:t>
         <w:br/>
-        <w:t>Fewer Excuses for Parents</w:t>
+        <w:t>Bring On the Shovels</w:t>
         <w:br/>
-        <w:t xml:space="preserve"> "We were able to say to the parents that the child will get homework every night," said Ms. Friedman, a 27-year veteran. "Now parents can't say 'I didn't know.' "</w:t>
+        <w:t>Police officials will not divulge the exact location of the buried cash, but say it was an isolated farm in the hills between Vega Baja, about 25 miles from San Juan, and the neighboring town of Vega Alta.</w:t>
         <w:br/>
-        <w:t>The problems the committee will have to wrestle with are daunting. P.S. 192, at 500 West 138th Street, sits atop a bluff overlooking City College in a neighborhood that is largely Hispanic and working-class or poor. Most of its 1,325 students in kindergarten through grade 5 are Dominicans, others are Hispanic and black, and most are children of immigrants. Only 30.5 percent of the pupils read at the national average for that grade, placing the school 509th out of the city's 619 elementary schools.</w:t>
+        <w:t>''People have dug about 20 holes looking for it,'' said Officer Luis Perez as he manned the desk in the local police station.</w:t>
         <w:br/>
-        <w:t>The committee, organized last spring, is made up of the principal, an assistant principal, a parent, Richard W. Wong, who is vice president of the parents association, a school aide, a guidance counselor and seven teachers, including the union chapter chairman, Vincent Gaglione. So far, Mr. Wong has taken a minimal role.</w:t>
+        <w:t>Angel Manuel Melendez, a local hardware store owner, said, ''People from around here are looking for it with shovels and tools, but I haven't seen a penny.''</w:t>
         <w:br/>
-        <w:t>The committee meets every other Wednesday morning in Ms. Friedman's classroom. There is coffee and several canisters of biscuits, but little small talk. There is so much interest in the experiment that even at this early hour many teachers who are not members attend.</w:t>
+        <w:t>Lieutenant Alvarez said the current theory about the origins of the money and how it was found was that members of the drug ring buried the barrels in a carefully constructed cache, with false bottoms and wooden floors to deflect rainwater.</w:t>
+        <w:br/>
+        <w:t>He said the gang extracted the money over several months, but added that word got out to a group of at least 10 villagers in the tough working-class neighborhood of La Trocha, a faded district of dented cars and knots of teen-agers and old men who squint at the asphalt with a cigarette in one hand and a sweating can of local Medalla beer in the other.</w:t>
+        <w:br/>
+        <w:t>The villagers went to the site one night about three weeks ago and found a barrel still stuffed with more than $1 million in bills of $20 and $100, Lieutenant Alvarez said.</w:t>
         <w:br/>
         <w:t xml:space="preserve"> </w:t>
         <w:br/>
-        <w:t>Workshops and Suspicions</w:t>
+        <w:t>Toyotas, Volvos and More</w:t>
         <w:br/>
-        <w:t xml:space="preserve"> The committee's most ambitious project is organizing a program of teacher-training workshops in reading, bilingual education, the art of storytelling and other subjects. It is extraordinarily difficult to arrange because teachers have to be found within the existing faculty who can substitute for teachers attending workshops.</w:t>
+        <w:t>Pleased with their luck, the villagers apparently took the money and ran. They began to buy Toyotas and Volvos, pay off years of debts and deposit wads of cash at local banks.</w:t>
         <w:br/>
-        <w:t>In late September, the commitee was trying to whittle down a list of workshops to 30.</w:t>
+        <w:t>But Lieutenant Alvarez said the gang that buried the money probably took out more than $15 million from at least nine other barrels that were found empty at the site by agents of the Federal Bureau of Investigation.</w:t>
         <w:br/>
-        <w:t>By mid-October, the program had run into the expected suspicions that greet most change. One language specialist who was to have been assigned as a substitute complained to the local district office that using her to cover other classrooms violated the Federal rules governing her job.</w:t>
+        <w:t>Mr. Lopez Romo said: ''The question we're asking is, What is the source of the money and where is the cash?'' Mr. Lopez Romo said. ''The money we have recovered is minimal.''</w:t>
         <w:br/>
-        <w:t>Ms. Silva was in a quandary. She had initially thought that the committees had carte blanche to bend such rules. Eventually the number of workshops was shaved to roughly 20.</w:t>
+        <w:t>Two residents acknowledged that F.B.I. agents had combed the streets, but said they knew nothing about any money, buried or otherwise. A man with a brand-new Cadillac in front of a rundown house smiled politely and said: ''I don't know anything. I'm just visiting.'' To further questions, he simply smiled.</w:t>
+        <w:br/>
+        <w:t>Luis Oliveira, 18 years old, said F.B.I. agents ''had been ''looking high and low'' in the neighborhood. But he said he knew nothing about the missing money, though he added, that if he did he would not broadcast it.</w:t>
+        <w:br/>
+        <w:t>''Let me tell you,'' he said, '' if I found $2 million, you'd never know about it.''</w:t>
         <w:br/>
         <w:t xml:space="preserve"> </w:t>
         <w:br/>
-        <w:t>When to Surrender Authority</w:t>
+        <w:t>'Be Careful of Rumors'</w:t>
         <w:br/>
-        <w:t xml:space="preserve"> Ms. Silva is in her first year as the school's acting principal, and that fact, she says, has some pluses and minuses. Because she has not had long experience leading an authoritarian chain of command, she may find it easier to share her powers. But since she does not have a seasoned grasp of her job, it is sometimes hard to know when she can surrender authority.</w:t>
+        <w:t>Such reticence did not surprise a woman in her 30's who gave her name only as Mary. She was one of several women in at the Black Angus, said to be one of the toughest late-night bars in nearby San Juan.</w:t>
         <w:br/>
-        <w:t>Mr. Gaglione, who has taught at the school for 23 years, thinks that Ms. Silva should confront the district office harder. "If we had a more assertive principal, we could probably be a more assertive committee," he said.</w:t>
+        <w:t>''Look, honey, if it has to do with drugs or the cops, I'd know about it,'' Mary said. After a pause, she added: ''You've got to be careful of rumors in this town. A lot of people will give you a dumb story.'' A handful of unsmiling men in gold chains looked on.</w:t>
         <w:br/>
-        <w:t>Ms. Silva, a 39-year-old graduate of Barnard and the Bank Street College of Education who previously ran a school annex, still makes all day-to-day decisions: hiring teachers, juggling schedules, suspending students. But one day, many of her decisions will be shaped by the committee.</w:t>
+        <w:t>Alina Bloom, a spokeswoman for the local office of the F.B.I., said she could not comment on the buried treasure of Vega Baja. ''Our investigation is continuing,'' she said.</w:t>
         <w:br/>
-        <w:t>Ms. Silva worries that too much of the committee's time has been spent on staff issues and not enough on education. "We're not an institution of employment," she says. "We're here for the sole condition of improving learning."</w:t>
-        <w:br/>
-        <w:t>The union chairman, Mr. Gaglione, is far more confident that school-based management can turn the school around, but he too faults teachers for not moving their plans into action.</w:t>
-        <w:br/>
-        <w:t>"We're the product of a system that always has had someone at the top telling us what to do," he said. "If this is going to work, we have to make it work."</w:t>
+        <w:t>And then, like just about everybody else who was interviewed, she lapsed into silence.</w:t>
         <w:br/>
         <w:br/>
         <w:t>Graphic</w:t>
@@ -131,9 +131,7 @@
         <w:br/>
         <w:t xml:space="preserve"> </w:t>
         <w:br/>
-        <w:t>Photo: A meeting of the governing committee at Public School 192 in Harlem, which runs the school with teachers and principals as virtual equals. "There isn't that much difference just yet," said Linda Friedman, in checkered shirt, a fifth-grade teacher who heads the committee.</w:t>
-        <w:br/>
-        <w:t>(Photograph by John Sotomayor/The New York Times)</w:t>
+        <w:t>Map of Puerto Rico showing location of Vega Maja (pg. A20)</w:t>
       </w:r>
     </w:p>
     <w:sectPr>

--- a/example_articles/setting/Urban/2.setting_Urban_New_York_Times.docx
+++ b/example_articles/setting/Urban/2.setting_Urban_New_York_Times.docx
@@ -7,7 +7,7 @@
         <w:pStyle w:val="Heading1"/>
       </w:pPr>
       <w:r>
-        <w:t>Talk of a Puerto Rico Town: Buried Treasure, No Kidding</w:t>
+        <w:t>In A.T.M. Case, A Splashy Trail Of Big Spending</w:t>
       </w:r>
     </w:p>
     <w:p>
@@ -17,22 +17,22 @@
     </w:p>
     <w:p>
       <w:r>
-        <w:t>Date: 1990-04-18</w:t>
+        <w:t>Date: 2013-05-11</w:t>
       </w:r>
     </w:p>
     <w:p>
       <w:r>
-        <w:t>Section: Section A; Page 1, Column 5; National Desk</w:t>
+        <w:t>Section: Section A; Column 0; Metropolitan Desk; Pg. 1</w:t>
       </w:r>
     </w:p>
     <w:p>
       <w:r>
-        <w:t>Source file: NYT/47.DOCX</w:t>
+        <w:t>Source file: NYT/36.DOCX</w:t>
       </w:r>
     </w:p>
     <w:p>
       <w:r>
-        <w:t>Raw locations result, 'locations': ['Puerto Rico']</w:t>
+        <w:t>Raw locations result, 'locations': ['New York']</w:t>
       </w:r>
     </w:p>
     <w:p>
@@ -49,81 +49,76 @@
     </w:p>
     <w:p>
       <w:r>
-        <w:t>Most of the millions are still missing, sending F.B.I. agents scrambling for leads from villagers who won't admit to knowing very much about the buried treasure of Vega Baja.</w:t>
+        <w:t>Three worked as bus drivers for special-needs children, two worked at Kmart and another delivered pizza for Domino's.</w:t>
         <w:br/>
-        <w:t>But it's the talk of the town in this seaside village, where Federal agents say at least 10 hefty plastic drums stuffed with as much as $20 million in cash were dug up by local residents about three weeks ago, fueling an Easter season spending spree by giddily nouveau riche villagers, who began plunking down bricks of greenbacks to buy houses, cars and adult toys of the consumer age.</w:t>
+        <w:t>A majority had gone to high school together, and for the most part they seemed like just another group of men who did little to stand out in their working-class neighborhood in Yonkers.</w:t>
         <w:br/>
-        <w:t>The conspicuous consumption did not take long to attract attention in a town of narrow streets, thin wallets and prying eyes.</w:t>
+        <w:t>But around Christmas, something changed. They flaunted Rolex watches, drove new luxury cars and took off on trips to Miami, where they went on more shopping sprees.</w:t>
         <w:br/>
-        <w:t xml:space="preserve"> </w:t>
+        <w:t>The eight young men, according to law enforcement officials, had just pulled off the first of two thefts that would ultimately rank among the biggest in New York City history, successful beyond their wildest hopes.</w:t>
         <w:br/>
-        <w:t>'They Just Began Spending'</w:t>
+        <w:t>In all, they are accused of stealing $2.8 million. But, the authorities charge, they were just a small piece of a global ring that executed one of the most far-reaching and best-coordinated crimes of the Internet age, looting $45 million from automated teller machines around the globe, using data stolen from prepaid debit card accounts, all in a matter of hours.</w:t>
         <w:br/>
-        <w:t>''They weren't pros,'' said Lieut. Jose Alvarez of the local Police Department's division of drugs and narcotics, describing those who found and spent part of the buried trove. ''They just began spending and they got caught.''</w:t>
+        <w:t>Despite the sophistication of the crime, the men from Yonkers seemed genuinely awe-struck by their good fortune, according to a law enforcement official involved in the investigation, and their eagerness to flash their profits helped lead to their arrests.</w:t>
         <w:br/>
-        <w:t>But police officials say it seems likely that those who buried the cash under several feet of wet reddish-brown earth were anything but amateurs.</w:t>
+        <w:t>Alberto Yusi Lajud-Peña, who is believed to have been the leader of the crew, fled to Dominican Republic and quickly bought a pickup truck as he started spending what apparently was his share of the take.</w:t>
         <w:br/>
-        <w:t>Lieutenant Alvarez and the United States Attorney for Puerto Rico, Daniel Lopez Romo, said in interviews that they thought the money was hidden by a drug ring that has used Puerto Rico as a shipping point for large parcels of cocaine bound for the United States from South America.</w:t>
+        <w:t>He was killed last month, the victim of a botched robbery devised by his in-laws, according to local law enforcement officials. And the splurges on luxury goods by other members of the crew -- many documented in photographs snapped on their cellphones -- helped build prosecutors' case against them.</w:t>
         <w:br/>
-        <w:t>The police say this strong suspicion has made the residents of Vega Baja even more wary of outsiders than usual, because they fear that the drug baron who buried the money will send gunmen in to teach a lesson to those who pinched hidden millions.</w:t>
+        <w:t>After the scope and details of the crime became public on Thursday with the unsealing of an indictment in Brooklyn, bank managers flooded the authorities with worried calls, and anyone with a bank card tucked in a wallet was left to wonder, in a world where millions of dollars can be moved with a keystroke, how safe savings were.</w:t>
         <w:br/>
-        <w:t xml:space="preserve"> </w:t>
+        <w:t>But most of the New York crew members seemed to be unaware of the dimensions of their crime, said law enforcement officials and people who have spoken to the young men who have been charged.</w:t>
         <w:br/>
-        <w:t>'Afraid of the Dealers'</w:t>
+        <w:t>''They probably couldn't even find the countries where this scheme was created'' on a map, said Patrick Brackley, a lawyer representing Elvis Rafael Rodriguez, one of those indicted.</w:t>
         <w:br/>
-        <w:t>''They are afraid of the dealers,'' said Lieutenant Alvarez.</w:t>
+        <w:t>Mr. Rodriguez, like the others, entered a not-guilty plea. But Mr. Brackley did not dispute that Mr. Rodriguez was one of the people shown in photographs posing proudly with stacks of stolen cash.</w:t>
         <w:br/>
-        <w:t>Mr. Lopez Romo said he would confiscate money that had not been spent if he could prove that it was earned from drug dealing or criminal activity. But he added that so far no charges had been filed against anyone, since ''finding money'' is not a crime. If the ownership of the money cannot be proved, he added, those who dug it up could can apparently claim it but would will have to pay taxes on it.</w:t>
+        <w:t>''That is the class of criminal you are dealing with,'' Mr. Brackley said, noting that whatever the skills required of the global operation, the New York participants were at the ''very, very low, low end.''</w:t>
         <w:br/>
-        <w:t>In a story that seems to grow more bizarre as details emerge, local officials say there appears to be a possibility that the barrels of cash are part of the ill-gained proceeds of a regional drug ring headed by a locally infamous dealer, Sonia Berrios.</w:t>
+        <w:t>Investigators around the world are still working to identify members of the network and to determine how it was organized and how its participants were recruited. In court documents made public, investigators point to e-mail correspondence between Mr. Lajud and an organization in Russia known to be involved in money laundering.</w:t>
         <w:br/>
-        <w:t>According to Mr. Lopez Romo, Ms. Berrios is a fugitive being sought on numerous counts of drug dealing. Some of the top people in her organization lived in the area, he said, but adding ed that it was too early to say whether they buried the cache.</w:t>
+        <w:t>They also cite a trip three of the men made to Bucharest, the Romanian capital, on Jan. 9 -- 19 days after the first $5 million was withdrawn from 4,500 A.T.M.'s. The plane tickets, according to court documents, were bought in cash after American Airlines canceled the original reservation, suspecting a stolen credit card had been used to book the flight.</w:t>
         <w:br/>
-        <w:t>But the United States Attorney said he had no doubt that the money was tainted. ''Hey, money isn't hatched in the earth,'' he said. ''Someone put it there. It's obvious this is dirty money.''</w:t>
+        <w:t>''We believe they were carrying a large amount of money with them,'' according to one of the law enforcement officials, who requested anonymity because of the continuing investigation.</w:t>
         <w:br/>
-        <w:t xml:space="preserve"> </w:t>
+        <w:t>The Secret Service was alerted soon after the A.T.M.'s were drained in December.</w:t>
         <w:br/>
-        <w:t>Bring On the Shovels</w:t>
+        <w:t>The authorities seized bank surveillance video showing withdrawals by ''cashing crews'' in New York and elsewhere, leaving investigators thousands of hours of footage to review.</w:t>
         <w:br/>
-        <w:t>Police officials will not divulge the exact location of the buried cash, but say it was an isolated farm in the hills between Vega Baja, about 25 miles from San Juan, and the neighboring town of Vega Alta.</w:t>
+        <w:t>But after crews in about 24 countries struck again on Feb. 19, stealing $40 million in more than 36,000 A.T.M. transactions, the authorities in New York were able to start matching faces from the two series of thefts, the law enforcement official said.</w:t>
         <w:br/>
-        <w:t>''People have dug about 20 holes looking for it,'' said Officer Luis Perez as he manned the desk in the local police station.</w:t>
+        <w:t>The cashing crews largely targeted machines at big banks, rather than at delis or convenience stores, because they allow larger withdrawals, the official said.</w:t>
         <w:br/>
-        <w:t>Angel Manuel Melendez, a local hardware store owner, said, ''People from around here are looking for it with shovels and tools, but I haven't seen a penny.''</w:t>
+        <w:t>In the December and the February thefts, hackers obtained account information from bank card processing companies, then raised withdrawal limits. Crews then encoded the information on cards with magnetic strips and used them at the A.T.M.'s.</w:t>
         <w:br/>
-        <w:t>Lieutenant Alvarez said the current theory about the origins of the money and how it was found was that members of the drug ring buried the barrels in a carefully constructed cache, with false bottoms and wooden floors to deflect rainwater.</w:t>
+        <w:t>The men arrested as part of the New York crew are Jael Mejia Collado, 23; Joan Luis Minier Lara, 22; Evan Jose Peña, 35; Jose Familia Reyes, 24; Mr. Rodriguez, 24; Emir Yasser Yeje, 24; and Chung Yu-Holguin, 22.</w:t>
         <w:br/>
-        <w:t>He said the gang extracted the money over several months, but added that word got out to a group of at least 10 villagers in the tough working-class neighborhood of La Trocha, a faded district of dented cars and knots of teen-agers and old men who squint at the asphalt with a cigarette in one hand and a sweating can of local Medalla beer in the other.</w:t>
+        <w:t>Only Evan Peña has been in prison before, on a drug conviction. A search of public records did not reveal criminal records for any of the other men.</w:t>
         <w:br/>
-        <w:t>The villagers went to the site one night about three weeks ago and found a barrel still stuffed with more than $1 million in bills of $20 and $100, Lieutenant Alvarez said.</w:t>
+        <w:t>Learning about the case this week, Milton Velez, 49, who has known Mr. Rodriguez since childhood, shook his head in disbelief.</w:t>
         <w:br/>
-        <w:t xml:space="preserve"> </w:t>
+        <w:t>''That guy? Wow. I'm really surprised,'' he said. ''He was always a good kid. I'd drive him and his mom and his little brother to ShopRite, and he'd help me upstairs with the groceries.''</w:t>
         <w:br/>
-        <w:t>Toyotas, Volvos and More</w:t>
+        <w:t>But when the authorities started to round up his friends in early March, Mr. Rodriguez fled to John F. Kennedy International Airport to board a flight to the Dominican Republic. He was arrested at the airport, according to the law enforcement official.</w:t>
         <w:br/>
-        <w:t>Pleased with their luck, the villagers apparently took the money and ran. They began to buy Toyotas and Volvos, pay off years of debts and deposit wads of cash at local banks.</w:t>
+        <w:t>Mr. Lajud, the suspected crew leader, was more successful, arriving in the Dominican Republic around April 11, friends and relatives said. He split time between Santiago, his birth city, and San Francisco de Macorís, the nearby city where his wife lived.</w:t>
         <w:br/>
-        <w:t>But Lieutenant Alvarez said the gang that buried the money probably took out more than $15 million from at least nine other barrels that were found empty at the site by agents of the Federal Bureau of Investigation.</w:t>
+        <w:t>Soon after arriving in the Dominican Republic, he paid $23,000 for a 2006 Toyota pickup truck.</w:t>
         <w:br/>
-        <w:t>Mr. Lopez Romo said: ''The question we're asking is, What is the source of the money and where is the cash?'' Mr. Lopez Romo said. ''The money we have recovered is minimal.''</w:t>
+        <w:t>His wife's cousins, with whom Mr. Lajud and his wife lived after he arrived, realized that he had come into a large amount of money and orchestrated a plan to rob him, local prosecutors said.</w:t>
         <w:br/>
-        <w:t>Two residents acknowledged that F.B.I. agents had combed the streets, but said they knew nothing about any money, buried or otherwise. A man with a brand-new Cadillac in front of a rundown house smiled politely and said: ''I don't know anything. I'm just visiting.'' To further questions, he simply smiled.</w:t>
+        <w:t>''We are continuing to investigate, but we don't have any reason to believe that it was related to the case in the United States,'' Regis Victorio-Reyes, a local district attorney, said.</w:t>
         <w:br/>
-        <w:t>Luis Oliveira, 18 years old, said F.B.I. agents ''had been ''looking high and low'' in the neighborhood. But he said he knew nothing about the missing money, though he added, that if he did he would not broadcast it.</w:t>
+        <w:t>For his part, Mr. Lajud seemed aware that someone might be out to harm him.</w:t>
         <w:br/>
-        <w:t>''Let me tell you,'' he said, '' if I found $2 million, you'd never know about it.''</w:t>
+        <w:t>''He'd go straight from the house to the truck with the pistol in his hand for everyone to see,'' a San Francisco resident said.</w:t>
         <w:br/>
-        <w:t xml:space="preserve"> </w:t>
+        <w:t>On April 27, Mr. Lajud was playing dominoes with his wife's cousins in a single-story concrete home. In the bedroom lay an envelope filled with $100,000, along with an M-16 machine gun, a 9-millimeter Smith &amp; Wesson pistol, a .22-caliber Ruger handgun and boxes of ammunition, the police said.</w:t>
         <w:br/>
-        <w:t>'Be Careful of Rumors'</w:t>
+        <w:t>When two hooded men entered the home, Mr. Lajud drew a .45-caliber Glock pistol but was shot five times, according to Col. Juan Luis Sierra of the National Police. The hooded men and the wife's cousins fled, leaving the cash.</w:t>
         <w:br/>
-        <w:t>Such reticence did not surprise a woman in her 30's who gave her name only as Mary. She was one of several women in at the Black Angus, said to be one of the toughest late-night bars in nearby San Juan.</w:t>
         <w:br/>
-        <w:t>''Look, honey, if it has to do with drugs or the cops, I'd know about it,'' Mary said. After a pause, she added: ''You've got to be careful of rumors in this town. A lot of people will give you a dumb story.'' A handful of unsmiling men in gold chains looked on.</w:t>
-        <w:br/>
-        <w:t>Alina Bloom, a spokeswoman for the local office of the F.B.I., said she could not comment on the buried treasure of Vega Baja. ''Our investigation is continuing,'' she said.</w:t>
-        <w:br/>
-        <w:t>And then, like just about everybody else who was interviewed, she lapsed into silence.</w:t>
+        <w:t>http://www.nytimes.com/2013/05/11/nyregion/atm-robbery-suspects-may-have-caused-own-undoing.html</w:t>
         <w:br/>
         <w:br/>
         <w:t>Graphic</w:t>
@@ -131,7 +126,11 @@
         <w:br/>
         <w:t xml:space="preserve"> </w:t>
         <w:br/>
-        <w:t>Map of Puerto Rico showing location of Vega Maja (pg. A20)</w:t>
+        <w:t>PHOTOS: The All County Bus depot in Yonkers. Three of the theft suspects indicted this week in Brooklyn work as bus drivers there. (PHOTOGRAPH BY MICHAEL APPLETON FOR THE NEW YORK TIMES)</w:t>
+        <w:br/>
+        <w:t>A photo shows about $20,000 sitting on cans of beer following a series of thefts from A.T.M.'s in New York in February. (PHOTOGRAPH BY U.S. ATTORNEY'S OFFICE FOR THE EASTERN DISTRICT OF NEW YORK)</w:t>
+        <w:br/>
+        <w:t xml:space="preserve"> Elvis Rafael Rodriguez is one  of the suspects in the case. (A16)</w:t>
       </w:r>
     </w:p>
     <w:sectPr>
